--- a/policies/build/chapters_v2/MOM/Document/MOM_Package/MOM9/SOP_Chemotherapy_Radiopharmaceutical_Handling.docx
+++ b/policies/build/chapters_v2/MOM/Document/MOM_Package/MOM9/SOP_Chemotherapy_Radiopharmaceutical_Handling.docx
@@ -488,7 +488,7 @@
         <w:spacing w:after="80"/>
       </w:pPr>
       <w:r>
-        <w:t xml:space="preserve">HCO_MOM_9_v2_REWRITE_DRAFT — MOM.9 policy</w:t>
+        <w:t>Policy on Narcotics, Psychotropics, Chemotherapy and Radio-pharmaceuticals (HCO/MOM/POL/09) — MOM.9 policy</w:t>
       </w:r>
     </w:p>
     <w:p>
